--- a/Portal_Database_Design/Ideas.docx
+++ b/Portal_Database_Design/Ideas.docx
@@ -363,8 +363,8 @@
         <w:rPr/>
         <w:t xml:space="preserve">4                     2                                 </w:t>
       </w:r>
-      <w:bookmarkStart w:id="6" w:name="__DdeLink__322_94020287"/>
-      <w:bookmarkStart w:id="7" w:name="__DdeLink__319_94020287"/>
+      <w:bookmarkStart w:id="6" w:name="__DdeLink__319_94020287"/>
+      <w:bookmarkStart w:id="7" w:name="__DdeLink__322_94020287"/>
       <w:r>
         <w:rPr/>
         <w:t xml:space="preserve">Reply ONE to comment with comment_id 2 </w:t>
@@ -401,8 +401,8 @@
         <w:rPr/>
         <w:t xml:space="preserve">6                     1                                 </w:t>
       </w:r>
-      <w:bookmarkStart w:id="9" w:name="__DdeLink__329_94020287"/>
-      <w:bookmarkStart w:id="10" w:name="__DdeLink__326_94020287"/>
+      <w:bookmarkStart w:id="9" w:name="__DdeLink__326_94020287"/>
+      <w:bookmarkStart w:id="10" w:name="__DdeLink__329_94020287"/>
       <w:r>
         <w:rPr/>
         <w:t>Reply THREE to comment with comment_id 1</w:t>
@@ -439,8 +439,8 @@
         <w:rPr/>
         <w:t xml:space="preserve">8                     3                                 </w:t>
       </w:r>
-      <w:bookmarkStart w:id="12" w:name="__DdeLink__336_94020287"/>
-      <w:bookmarkStart w:id="13" w:name="__DdeLink__333_94020287"/>
+      <w:bookmarkStart w:id="12" w:name="__DdeLink__333_94020287"/>
+      <w:bookmarkStart w:id="13" w:name="__DdeLink__336_94020287"/>
       <w:r>
         <w:rPr/>
         <w:t>Reply ONE to comment with comment_id 3</w:t>
@@ -477,8 +477,8 @@
         <w:rPr/>
         <w:t xml:space="preserve">10                   9                                </w:t>
       </w:r>
-      <w:bookmarkStart w:id="15" w:name="__DdeLink__340_94020287"/>
-      <w:bookmarkStart w:id="16" w:name="__DdeLink__342_94020287"/>
+      <w:bookmarkStart w:id="15" w:name="__DdeLink__342_94020287"/>
+      <w:bookmarkStart w:id="16" w:name="__DdeLink__340_94020287"/>
       <w:r>
         <w:rPr/>
         <w:t>Reply ONE to comment with comment_id 9</w:t>
@@ -862,7 +862,6 @@
         <w:jc w:val="start"/>
         <w:rPr/>
       </w:pPr>
-      <w:bookmarkStart w:id="23" w:name="__DdeLink__345_1064351324"/>
       <w:r>
         <w:rPr/>
         <w:t>1 -&gt; [{1, NULL}; {2, 1}; {3, 1}; {6, 1}]</w:t>
@@ -887,270 +886,338 @@
         <w:jc w:val="start"/>
         <w:rPr/>
       </w:pPr>
-      <w:bookmarkStart w:id="24" w:name="__DdeLink__278_1381180303"/>
+      <w:bookmarkStart w:id="23" w:name="__DdeLink__278_1381180303"/>
       <w:r>
         <w:rPr/>
         <w:t>2  -&gt; [ {4, 2}; {5, 2}]</w:t>
       </w:r>
+      <w:bookmarkEnd w:id="23"/>
+    </w:p>
+    <w:p>
+      <w:pPr>
+        <w:pStyle w:val="Normal"/>
+        <w:bidi w:val="0"/>
+        <w:jc w:val="start"/>
+        <w:rPr/>
+      </w:pPr>
+      <w:r>
+        <w:rPr/>
+        <w:t>3  -&gt; [ {8, 3}]</w:t>
+      </w:r>
+    </w:p>
+    <w:p>
+      <w:pPr>
+        <w:pStyle w:val="Normal"/>
+        <w:bidi w:val="0"/>
+        <w:jc w:val="start"/>
+        <w:rPr/>
+      </w:pPr>
+      <w:bookmarkStart w:id="24" w:name="__DdeLink__344_3300165218"/>
+      <w:bookmarkStart w:id="25" w:name="__DdeLink__345_1064351324"/>
+      <w:r>
+        <w:rPr/>
+        <w:t>4 -&gt;  [ {14, 4}]</w:t>
+      </w:r>
       <w:bookmarkEnd w:id="24"/>
-    </w:p>
-    <w:p>
-      <w:pPr>
-        <w:pStyle w:val="Normal"/>
-        <w:bidi w:val="0"/>
-        <w:jc w:val="start"/>
-        <w:rPr/>
-      </w:pPr>
-      <w:r>
-        <w:rPr/>
-        <w:t>3  -&gt; [ {8, 3}]</w:t>
-      </w:r>
-    </w:p>
-    <w:p>
-      <w:pPr>
-        <w:pStyle w:val="Normal"/>
-        <w:bidi w:val="0"/>
-        <w:jc w:val="start"/>
-        <w:rPr/>
-      </w:pPr>
-      <w:bookmarkStart w:id="25" w:name="__DdeLink__345_1064351324"/>
-      <w:bookmarkStart w:id="26" w:name="__DdeLink__344_3300165218"/>
-      <w:r>
-        <w:rPr/>
-        <w:t>4 -&gt;  [ {14, 4}]</w:t>
-      </w:r>
       <w:bookmarkEnd w:id="25"/>
+    </w:p>
+    <w:p>
+      <w:pPr>
+        <w:pStyle w:val="Normal"/>
+        <w:bidi w:val="0"/>
+        <w:jc w:val="start"/>
+        <w:rPr/>
+      </w:pPr>
+      <w:r>
+        <w:rPr/>
+      </w:r>
+    </w:p>
+    <w:p>
+      <w:pPr>
+        <w:pStyle w:val="Normal"/>
+        <w:bidi w:val="0"/>
+        <w:jc w:val="start"/>
+        <w:rPr/>
+      </w:pPr>
+      <w:r>
+        <w:rPr/>
+        <w:t>1, NULL</w:t>
+      </w:r>
+    </w:p>
+    <w:p>
+      <w:pPr>
+        <w:pStyle w:val="Normal"/>
+        <w:bidi w:val="0"/>
+        <w:jc w:val="start"/>
+        <w:rPr/>
+      </w:pPr>
+      <w:r>
+        <w:rPr/>
+        <w:t>2, 1</w:t>
+      </w:r>
+    </w:p>
+    <w:p>
+      <w:pPr>
+        <w:pStyle w:val="Normal"/>
+        <w:bidi w:val="0"/>
+        <w:jc w:val="start"/>
+        <w:rPr/>
+      </w:pPr>
+      <w:r>
+        <w:rPr/>
+        <w:t>3, 1</w:t>
+      </w:r>
+    </w:p>
+    <w:p>
+      <w:pPr>
+        <w:pStyle w:val="Normal"/>
+        <w:bidi w:val="0"/>
+        <w:jc w:val="start"/>
+        <w:rPr/>
+      </w:pPr>
+      <w:r>
+        <w:rPr/>
+        <w:t>6, 1</w:t>
+      </w:r>
+    </w:p>
+    <w:p>
+      <w:pPr>
+        <w:pStyle w:val="Normal"/>
+        <w:bidi w:val="0"/>
+        <w:jc w:val="start"/>
+        <w:rPr/>
+      </w:pPr>
+      <w:r>
+        <w:rPr/>
+        <w:t>4, 2</w:t>
+      </w:r>
+    </w:p>
+    <w:p>
+      <w:pPr>
+        <w:pStyle w:val="Normal"/>
+        <w:bidi w:val="0"/>
+        <w:jc w:val="start"/>
+        <w:rPr/>
+      </w:pPr>
+      <w:r>
+        <w:rPr/>
+        <w:t>8, 3</w:t>
+      </w:r>
+    </w:p>
+    <w:p>
+      <w:pPr>
+        <w:pStyle w:val="Normal"/>
+        <w:bidi w:val="0"/>
+        <w:jc w:val="start"/>
+        <w:rPr/>
+      </w:pPr>
+      <w:r>
+        <w:rPr/>
+        <w:t>14, 4</w:t>
+      </w:r>
+    </w:p>
+    <w:p>
+      <w:pPr>
+        <w:pStyle w:val="Normal"/>
+        <w:bidi w:val="0"/>
+        <w:jc w:val="start"/>
+        <w:rPr/>
+      </w:pPr>
+      <w:r>
+        <w:rPr/>
+      </w:r>
+    </w:p>
+    <w:p>
+      <w:pPr>
+        <w:pStyle w:val="Normal"/>
+        <w:bidi w:val="0"/>
+        <w:jc w:val="start"/>
+        <w:rPr/>
+      </w:pPr>
+      <w:r>
+        <w:rPr/>
+        <w:t>MY IDEA -&gt; Have a  queue</w:t>
+      </w:r>
+    </w:p>
+    <w:p>
+      <w:pPr>
+        <w:pStyle w:val="Normal"/>
+        <w:bidi w:val="0"/>
+        <w:jc w:val="start"/>
+        <w:rPr/>
+      </w:pPr>
+      <w:r>
+        <w:rPr/>
+        <w:t>Have a list of all key of the K – V Pairs</w:t>
+      </w:r>
+    </w:p>
+    <w:p>
+      <w:pPr>
+        <w:pStyle w:val="Normal"/>
+        <w:bidi w:val="0"/>
+        <w:jc w:val="start"/>
+        <w:rPr/>
+      </w:pPr>
+      <w:r>
+        <w:rPr/>
+        <w:t>Have  a KEYS_LIST , i.e., the list of all keys in the comments_map along with a boolean marker next to each key.</w:t>
+      </w:r>
+    </w:p>
+    <w:p>
+      <w:pPr>
+        <w:pStyle w:val="Normal"/>
+        <w:bidi w:val="0"/>
+        <w:jc w:val="start"/>
+        <w:rPr/>
+      </w:pPr>
+      <w:r>
+        <w:rPr/>
+        <w:t>Store the key value</w:t>
+      </w:r>
+    </w:p>
+    <w:p>
+      <w:pPr>
+        <w:pStyle w:val="Normal"/>
+        <w:bidi w:val="0"/>
+        <w:jc w:val="start"/>
+        <w:rPr/>
+      </w:pPr>
+      <w:bookmarkStart w:id="26" w:name="__DdeLink__244_2090300247"/>
+      <w:bookmarkStart w:id="27" w:name="__DdeLink__247_2090300247"/>
+      <w:r>
+        <w:rPr/>
+        <w:t>KEYS_LIST  -&gt; [{1, false}, {17, false}, {2, false}, {3, false}, {4, false}]</w:t>
+      </w:r>
       <w:bookmarkEnd w:id="26"/>
-    </w:p>
-    <w:p>
-      <w:pPr>
-        <w:pStyle w:val="Normal"/>
-        <w:bidi w:val="0"/>
-        <w:jc w:val="start"/>
-        <w:rPr/>
-      </w:pPr>
-      <w:r>
-        <w:rPr/>
-      </w:r>
-    </w:p>
-    <w:p>
-      <w:pPr>
-        <w:pStyle w:val="Normal"/>
-        <w:bidi w:val="0"/>
-        <w:jc w:val="start"/>
-        <w:rPr/>
-      </w:pPr>
-      <w:r>
-        <w:rPr/>
-        <w:t>1, NULL</w:t>
-      </w:r>
-    </w:p>
-    <w:p>
-      <w:pPr>
-        <w:pStyle w:val="Normal"/>
-        <w:bidi w:val="0"/>
-        <w:jc w:val="start"/>
-        <w:rPr/>
-      </w:pPr>
-      <w:r>
-        <w:rPr/>
-        <w:t>2, 1</w:t>
-      </w:r>
-    </w:p>
-    <w:p>
-      <w:pPr>
-        <w:pStyle w:val="Normal"/>
-        <w:bidi w:val="0"/>
-        <w:jc w:val="start"/>
-        <w:rPr/>
-      </w:pPr>
-      <w:r>
-        <w:rPr/>
-        <w:t>3, 1</w:t>
-      </w:r>
-    </w:p>
-    <w:p>
-      <w:pPr>
-        <w:pStyle w:val="Normal"/>
-        <w:bidi w:val="0"/>
-        <w:jc w:val="start"/>
-        <w:rPr/>
-      </w:pPr>
-      <w:r>
-        <w:rPr/>
-        <w:t>6, 1</w:t>
-      </w:r>
-    </w:p>
-    <w:p>
-      <w:pPr>
-        <w:pStyle w:val="Normal"/>
-        <w:bidi w:val="0"/>
-        <w:jc w:val="start"/>
-        <w:rPr/>
-      </w:pPr>
-      <w:r>
-        <w:rPr/>
-        <w:t>4, 2</w:t>
-      </w:r>
-    </w:p>
-    <w:p>
-      <w:pPr>
-        <w:pStyle w:val="Normal"/>
-        <w:bidi w:val="0"/>
-        <w:jc w:val="start"/>
-        <w:rPr/>
-      </w:pPr>
-      <w:r>
-        <w:rPr/>
-        <w:t>8, 3</w:t>
-      </w:r>
-    </w:p>
-    <w:p>
-      <w:pPr>
-        <w:pStyle w:val="Normal"/>
-        <w:bidi w:val="0"/>
-        <w:jc w:val="start"/>
-        <w:rPr/>
-      </w:pPr>
-      <w:r>
-        <w:rPr/>
-        <w:t>14, 4</w:t>
-      </w:r>
-    </w:p>
-    <w:p>
-      <w:pPr>
-        <w:pStyle w:val="Normal"/>
-        <w:bidi w:val="0"/>
-        <w:jc w:val="start"/>
-        <w:rPr/>
-      </w:pPr>
-      <w:r>
-        <w:rPr/>
-      </w:r>
-    </w:p>
-    <w:p>
-      <w:pPr>
-        <w:pStyle w:val="Normal"/>
-        <w:bidi w:val="0"/>
-        <w:jc w:val="start"/>
-        <w:rPr/>
-      </w:pPr>
-      <w:r>
-        <w:rPr/>
-        <w:t>MY IDEA -&gt; Have a  queue</w:t>
-      </w:r>
-    </w:p>
-    <w:p>
-      <w:pPr>
-        <w:pStyle w:val="Normal"/>
-        <w:bidi w:val="0"/>
-        <w:jc w:val="start"/>
-        <w:rPr/>
-      </w:pPr>
-      <w:r>
-        <w:rPr/>
-        <w:t>Have a list of all key of the K – V Pairs</w:t>
-      </w:r>
-    </w:p>
-    <w:p>
-      <w:pPr>
-        <w:pStyle w:val="Normal"/>
-        <w:bidi w:val="0"/>
-        <w:jc w:val="start"/>
-        <w:rPr/>
-      </w:pPr>
-      <w:r>
-        <w:rPr/>
-        <w:t>Have  a KEYS_LIST , i.e., the list of all keys in the comments_map along with a boolean marker next to each key.</w:t>
-      </w:r>
-    </w:p>
-    <w:p>
-      <w:pPr>
-        <w:pStyle w:val="Normal"/>
-        <w:bidi w:val="0"/>
-        <w:jc w:val="start"/>
-        <w:rPr/>
-      </w:pPr>
-      <w:r>
-        <w:rPr/>
-        <w:t>Store the key value</w:t>
-      </w:r>
-    </w:p>
-    <w:p>
-      <w:pPr>
-        <w:pStyle w:val="Normal"/>
-        <w:bidi w:val="0"/>
-        <w:jc w:val="start"/>
-        <w:rPr/>
-      </w:pPr>
-      <w:bookmarkStart w:id="27" w:name="__DdeLink__247_2090300247"/>
-      <w:bookmarkStart w:id="28" w:name="__DdeLink__244_2090300247"/>
-      <w:r>
-        <w:rPr/>
-        <w:t>KEYS_LIST  -&gt; [{1, false}, {17, false}, {2, false}, {3, false}, {4, false}]</w:t>
-      </w:r>
       <w:bookmarkEnd w:id="27"/>
+    </w:p>
+    <w:p>
+      <w:pPr>
+        <w:pStyle w:val="Normal"/>
+        <w:bidi w:val="0"/>
+        <w:jc w:val="start"/>
+        <w:rPr/>
+      </w:pPr>
+      <w:r>
+        <w:rPr/>
+        <w:t>Q -&gt; []</w:t>
+      </w:r>
+    </w:p>
+    <w:p>
+      <w:pPr>
+        <w:pStyle w:val="Normal"/>
+        <w:bidi w:val="0"/>
+        <w:jc w:val="start"/>
+        <w:rPr/>
+      </w:pPr>
+      <w:r>
+        <w:rPr/>
+        <w:t>K -&gt; 1</w:t>
+      </w:r>
+    </w:p>
+    <w:p>
+      <w:pPr>
+        <w:pStyle w:val="Normal"/>
+        <w:bidi w:val="0"/>
+        <w:jc w:val="start"/>
+        <w:rPr/>
+      </w:pPr>
+      <w:r>
+        <w:rPr/>
+        <w:t>1 -&gt; [{1, NULL}; {2, 1}; {3, 1}; {6, 1}]</w:t>
+      </w:r>
+    </w:p>
+    <w:p>
+      <w:pPr>
+        <w:pStyle w:val="Normal"/>
+        <w:bidi w:val="0"/>
+        <w:jc w:val="start"/>
+        <w:rPr/>
+      </w:pPr>
+      <w:r>
+        <w:rPr/>
+        <w:t>Q -&gt; [1, 2, 3, 6]</w:t>
+      </w:r>
+    </w:p>
+    <w:p>
+      <w:pPr>
+        <w:pStyle w:val="Normal"/>
+        <w:bidi w:val="0"/>
+        <w:jc w:val="start"/>
+        <w:rPr/>
+      </w:pPr>
+      <w:r>
+        <w:rPr/>
+        <w:t>When it reaches the end of the array in K-V pair  1; 1 is dequeued and in the KEYS_LIST 1 is marked as true.</w:t>
+      </w:r>
+    </w:p>
+    <w:p>
+      <w:pPr>
+        <w:pStyle w:val="Normal"/>
+        <w:bidi w:val="0"/>
+        <w:jc w:val="start"/>
+        <w:rPr/>
+      </w:pPr>
+      <w:r>
+        <w:rPr/>
+        <w:t>Q -&gt; [2, 3, 6]</w:t>
+      </w:r>
+    </w:p>
+    <w:p>
+      <w:pPr>
+        <w:pStyle w:val="Normal"/>
+        <w:bidi w:val="0"/>
+        <w:jc w:val="start"/>
+        <w:rPr/>
+      </w:pPr>
+      <w:r>
+        <w:rPr/>
+        <w:t>KEYS_LIST  -&gt; [{1, true}, {17, false}, {2, false}, {3, false}, {4, false}]</w:t>
+      </w:r>
+    </w:p>
+    <w:p>
+      <w:pPr>
+        <w:pStyle w:val="Normal"/>
+        <w:bidi w:val="0"/>
+        <w:jc w:val="start"/>
+        <w:rPr/>
+      </w:pPr>
+      <w:r>
+        <w:rPr/>
+        <w:t>Check if a K – V pair exists for K -&gt; 2. Here it does, so go to it.</w:t>
+      </w:r>
+    </w:p>
+    <w:p>
+      <w:pPr>
+        <w:pStyle w:val="Normal"/>
+        <w:bidi w:val="0"/>
+        <w:jc w:val="start"/>
+        <w:rPr/>
+      </w:pPr>
+      <w:r>
+        <w:rPr/>
+        <w:t>Go to 2</w:t>
+      </w:r>
+    </w:p>
+    <w:p>
+      <w:pPr>
+        <w:pStyle w:val="Normal"/>
+        <w:bidi w:val="0"/>
+        <w:jc w:val="start"/>
+        <w:rPr/>
+      </w:pPr>
+      <w:bookmarkStart w:id="28" w:name="__DdeLink__244_2090300247_Copy_1"/>
+      <w:r>
+        <w:rPr/>
+        <w:t xml:space="preserve">KEYS_LIST  -&gt; </w:t>
+      </w:r>
+      <w:bookmarkStart w:id="29" w:name="__DdeLink__250_2090300247"/>
+      <w:r>
+        <w:rPr/>
+        <w:t>[{1, true}, {17, false}, {2, false}, {3, false}, {4, false}]</w:t>
+      </w:r>
       <w:bookmarkEnd w:id="28"/>
-    </w:p>
-    <w:p>
-      <w:pPr>
-        <w:pStyle w:val="Normal"/>
-        <w:bidi w:val="0"/>
-        <w:jc w:val="start"/>
-        <w:rPr/>
-      </w:pPr>
-      <w:r>
-        <w:rPr/>
-        <w:t>Q -&gt; []</w:t>
-      </w:r>
-    </w:p>
-    <w:p>
-      <w:pPr>
-        <w:pStyle w:val="Normal"/>
-        <w:bidi w:val="0"/>
-        <w:jc w:val="start"/>
-        <w:rPr/>
-      </w:pPr>
-      <w:r>
-        <w:rPr/>
-        <w:t>K -&gt; 1</w:t>
-      </w:r>
-    </w:p>
-    <w:p>
-      <w:pPr>
-        <w:pStyle w:val="Normal"/>
-        <w:bidi w:val="0"/>
-        <w:jc w:val="start"/>
-        <w:rPr/>
-      </w:pPr>
-      <w:r>
-        <w:rPr/>
-        <w:t>1 -&gt; [{1, NULL}; {2, 1}; {3, 1}; {6, 1}]</w:t>
-      </w:r>
-    </w:p>
-    <w:p>
-      <w:pPr>
-        <w:pStyle w:val="Normal"/>
-        <w:bidi w:val="0"/>
-        <w:jc w:val="start"/>
-        <w:rPr/>
-      </w:pPr>
-      <w:r>
-        <w:rPr/>
-        <w:t>Q -&gt; [1, 2, 3, 6]</w:t>
-      </w:r>
-    </w:p>
-    <w:p>
-      <w:pPr>
-        <w:pStyle w:val="Normal"/>
-        <w:bidi w:val="0"/>
-        <w:jc w:val="start"/>
-        <w:rPr/>
-      </w:pPr>
-      <w:r>
-        <w:rPr/>
-        <w:t>When it reaches the end of the array in K-V pair  1; 1 is dequeued and in the KEYS_LIST 1 is marked as true.</w:t>
-      </w:r>
+      <w:bookmarkEnd w:id="29"/>
     </w:p>
     <w:p>
       <w:pPr>
@@ -1173,51 +1240,33 @@
       </w:pPr>
       <w:r>
         <w:rPr/>
-        <w:t>KEYS_LIST  -&gt; [{1, true}, {17, false}, {2, false}, {3, false}, {4, false}]</w:t>
-      </w:r>
-    </w:p>
-    <w:p>
-      <w:pPr>
-        <w:pStyle w:val="Normal"/>
-        <w:bidi w:val="0"/>
-        <w:jc w:val="start"/>
-        <w:rPr/>
-      </w:pPr>
-      <w:r>
-        <w:rPr/>
-        <w:t>Check if a K – V pair exists for K -&gt; 2. Here it does, so go to it.</w:t>
-      </w:r>
-    </w:p>
-    <w:p>
-      <w:pPr>
-        <w:pStyle w:val="Normal"/>
-        <w:bidi w:val="0"/>
-        <w:jc w:val="start"/>
-        <w:rPr/>
-      </w:pPr>
-      <w:r>
-        <w:rPr/>
-        <w:t>Go to 2</w:t>
-      </w:r>
-    </w:p>
-    <w:p>
-      <w:pPr>
-        <w:pStyle w:val="Normal"/>
-        <w:bidi w:val="0"/>
-        <w:jc w:val="start"/>
-        <w:rPr/>
-      </w:pPr>
-      <w:bookmarkStart w:id="29" w:name="__DdeLink__244_2090300247_Copy_1"/>
-      <w:r>
-        <w:rPr/>
-        <w:t xml:space="preserve">KEYS_LIST  -&gt; </w:t>
-      </w:r>
-      <w:bookmarkStart w:id="30" w:name="__DdeLink__250_2090300247"/>
-      <w:r>
-        <w:rPr/>
-        <w:t>[{1, true}, {17, false}, {2, false}, {3, false}, {4, false}]</w:t>
-      </w:r>
-      <w:bookmarkEnd w:id="29"/>
+        <w:t>K -&gt; 2</w:t>
+      </w:r>
+    </w:p>
+    <w:p>
+      <w:pPr>
+        <w:pStyle w:val="Normal"/>
+        <w:bidi w:val="0"/>
+        <w:jc w:val="start"/>
+        <w:rPr/>
+      </w:pPr>
+      <w:r>
+        <w:rPr/>
+        <w:t>2  -&gt; [ {4, 2}; {5, 2}]</w:t>
+      </w:r>
+    </w:p>
+    <w:p>
+      <w:pPr>
+        <w:pStyle w:val="Normal"/>
+        <w:bidi w:val="0"/>
+        <w:jc w:val="start"/>
+        <w:rPr/>
+      </w:pPr>
+      <w:bookmarkStart w:id="30" w:name="__DdeLink__280_1381180303"/>
+      <w:r>
+        <w:rPr/>
+        <w:t>Q -&gt; [2, 3, 6, 4, 5]</w:t>
+      </w:r>
       <w:bookmarkEnd w:id="30"/>
     </w:p>
     <w:p>
@@ -1227,70 +1276,34 @@
         <w:jc w:val="start"/>
         <w:rPr/>
       </w:pPr>
-      <w:r>
-        <w:rPr/>
-        <w:t>Q -&gt; [2, 3, 6]</w:t>
-      </w:r>
-    </w:p>
-    <w:p>
-      <w:pPr>
-        <w:pStyle w:val="Normal"/>
-        <w:bidi w:val="0"/>
-        <w:jc w:val="start"/>
-        <w:rPr/>
-      </w:pPr>
-      <w:r>
-        <w:rPr/>
-        <w:t>K -&gt; 2</w:t>
-      </w:r>
-    </w:p>
-    <w:p>
-      <w:pPr>
-        <w:pStyle w:val="Normal"/>
-        <w:bidi w:val="0"/>
-        <w:jc w:val="start"/>
-        <w:rPr/>
-      </w:pPr>
-      <w:r>
-        <w:rPr/>
-        <w:t>2  -&gt; [ {4, 2}; {5, 2}]</w:t>
-      </w:r>
-    </w:p>
-    <w:p>
-      <w:pPr>
-        <w:pStyle w:val="Normal"/>
-        <w:bidi w:val="0"/>
-        <w:jc w:val="start"/>
-        <w:rPr/>
-      </w:pPr>
-      <w:bookmarkStart w:id="31" w:name="__DdeLink__280_1381180303"/>
-      <w:r>
-        <w:rPr/>
-        <w:t>Q -&gt; [2, 3, 6, 4, 5]</w:t>
+      <w:bookmarkStart w:id="31" w:name="__DdeLink__284_1381180303"/>
+      <w:r>
+        <w:rPr/>
+        <w:t>When it reaches the end of the array in K-V pair 2; 2 is dequeued</w:t>
       </w:r>
       <w:bookmarkEnd w:id="31"/>
-    </w:p>
-    <w:p>
-      <w:pPr>
-        <w:pStyle w:val="Normal"/>
-        <w:bidi w:val="0"/>
-        <w:jc w:val="start"/>
-        <w:rPr/>
-      </w:pPr>
-      <w:bookmarkStart w:id="32" w:name="__DdeLink__284_1381180303"/>
-      <w:r>
-        <w:rPr/>
-        <w:t>When it reaches the end of the array in K-V pair 2; 2 is dequeued</w:t>
+      <w:r>
+        <w:rPr/>
+        <w:t xml:space="preserve"> and </w:t>
+      </w:r>
+      <w:bookmarkStart w:id="32" w:name="__DdeLink__254_2090300247"/>
+      <w:r>
+        <w:rPr/>
+        <w:t>in the KEYS_LIST, 2 is marked as true.</w:t>
       </w:r>
       <w:bookmarkEnd w:id="32"/>
-      <w:r>
-        <w:rPr/>
-        <w:t xml:space="preserve"> and </w:t>
-      </w:r>
-      <w:bookmarkStart w:id="33" w:name="__DdeLink__254_2090300247"/>
-      <w:r>
-        <w:rPr/>
-        <w:t>in the KEYS_LIST, 2 is marked as true.</w:t>
+    </w:p>
+    <w:p>
+      <w:pPr>
+        <w:pStyle w:val="Normal"/>
+        <w:bidi w:val="0"/>
+        <w:jc w:val="start"/>
+        <w:rPr/>
+      </w:pPr>
+      <w:bookmarkStart w:id="33" w:name="__DdeLink__252_2090300247"/>
+      <w:r>
+        <w:rPr/>
+        <w:t>KEYS_LIST -&gt; [{1, true}, {17, false}, {2, true}, {3, false}, {4, false}]</w:t>
       </w:r>
       <w:bookmarkEnd w:id="33"/>
     </w:p>
@@ -1301,7 +1314,43 @@
         <w:jc w:val="start"/>
         <w:rPr/>
       </w:pPr>
-      <w:bookmarkStart w:id="34" w:name="__DdeLink__252_2090300247"/>
+      <w:r>
+        <w:rPr/>
+        <w:t>Q -&gt; [3, 6, 4, 5]</w:t>
+      </w:r>
+    </w:p>
+    <w:p>
+      <w:pPr>
+        <w:pStyle w:val="Normal"/>
+        <w:bidi w:val="0"/>
+        <w:jc w:val="start"/>
+        <w:rPr/>
+      </w:pPr>
+      <w:r>
+        <w:rPr/>
+        <w:t>Go to 3</w:t>
+      </w:r>
+    </w:p>
+    <w:p>
+      <w:pPr>
+        <w:pStyle w:val="Normal"/>
+        <w:bidi w:val="0"/>
+        <w:jc w:val="start"/>
+        <w:rPr/>
+      </w:pPr>
+      <w:r>
+        <w:rPr/>
+        <w:t>Check if a K – V pair exists for K -&gt; 3. Here it does, so go to it.</w:t>
+      </w:r>
+    </w:p>
+    <w:p>
+      <w:pPr>
+        <w:pStyle w:val="Normal"/>
+        <w:bidi w:val="0"/>
+        <w:jc w:val="start"/>
+        <w:rPr/>
+      </w:pPr>
+      <w:bookmarkStart w:id="34" w:name="__DdeLink__256_2090300247"/>
       <w:r>
         <w:rPr/>
         <w:t>KEYS_LIST -&gt; [{1, true}, {17, false}, {2, true}, {3, false}, {4, false}]</w:t>
@@ -1315,115 +1364,79 @@
         <w:jc w:val="start"/>
         <w:rPr/>
       </w:pPr>
+      <w:bookmarkStart w:id="35" w:name="__DdeLink__287_1381180303"/>
+      <w:bookmarkStart w:id="36" w:name="__DdeLink__282_1381180303"/>
       <w:r>
         <w:rPr/>
         <w:t>Q -&gt; [3, 6, 4, 5]</w:t>
       </w:r>
-    </w:p>
-    <w:p>
-      <w:pPr>
-        <w:pStyle w:val="Normal"/>
-        <w:bidi w:val="0"/>
-        <w:jc w:val="start"/>
-        <w:rPr/>
-      </w:pPr>
-      <w:r>
-        <w:rPr/>
-        <w:t>Go to 3</w:t>
-      </w:r>
-    </w:p>
-    <w:p>
-      <w:pPr>
-        <w:pStyle w:val="Normal"/>
-        <w:bidi w:val="0"/>
-        <w:jc w:val="start"/>
-        <w:rPr/>
-      </w:pPr>
-      <w:r>
-        <w:rPr/>
-        <w:t>Check if a K – V pair exists for K -&gt; 3. Here it does, so go to it.</w:t>
-      </w:r>
-    </w:p>
-    <w:p>
-      <w:pPr>
-        <w:pStyle w:val="Normal"/>
-        <w:bidi w:val="0"/>
-        <w:jc w:val="start"/>
-        <w:rPr/>
-      </w:pPr>
-      <w:bookmarkStart w:id="35" w:name="__DdeLink__256_2090300247"/>
-      <w:r>
-        <w:rPr/>
-        <w:t>KEYS_LIST -&gt; [{1, true}, {17, false}, {2, true}, {3, false}, {4, false}]</w:t>
-      </w:r>
       <w:bookmarkEnd w:id="35"/>
-    </w:p>
-    <w:p>
-      <w:pPr>
-        <w:pStyle w:val="Normal"/>
-        <w:bidi w:val="0"/>
-        <w:jc w:val="start"/>
-        <w:rPr/>
-      </w:pPr>
-      <w:bookmarkStart w:id="36" w:name="__DdeLink__282_1381180303"/>
-      <w:bookmarkStart w:id="37" w:name="__DdeLink__287_1381180303"/>
-      <w:r>
-        <w:rPr/>
-        <w:t>Q -&gt; [3, 6, 4, 5]</w:t>
-      </w:r>
       <w:bookmarkEnd w:id="36"/>
+    </w:p>
+    <w:p>
+      <w:pPr>
+        <w:pStyle w:val="Normal"/>
+        <w:bidi w:val="0"/>
+        <w:jc w:val="start"/>
+        <w:rPr/>
+      </w:pPr>
+      <w:r>
+        <w:rPr/>
+        <w:t>K -&gt; 3</w:t>
+      </w:r>
+    </w:p>
+    <w:p>
+      <w:pPr>
+        <w:pStyle w:val="Normal"/>
+        <w:bidi w:val="0"/>
+        <w:jc w:val="start"/>
+        <w:rPr/>
+      </w:pPr>
+      <w:r>
+        <w:rPr/>
+        <w:t>3 -&gt; [{8, 3}]</w:t>
+      </w:r>
+    </w:p>
+    <w:p>
+      <w:pPr>
+        <w:pStyle w:val="Normal"/>
+        <w:bidi w:val="0"/>
+        <w:jc w:val="start"/>
+        <w:rPr/>
+      </w:pPr>
+      <w:r>
+        <w:rPr/>
+        <w:t>Q -&gt; [3, 6, 4, 5, 8]</w:t>
+      </w:r>
+    </w:p>
+    <w:p>
+      <w:pPr>
+        <w:pStyle w:val="Normal"/>
+        <w:bidi w:val="0"/>
+        <w:jc w:val="start"/>
+        <w:rPr/>
+      </w:pPr>
+      <w:bookmarkStart w:id="37" w:name="__DdeLink__308_1381180303"/>
+      <w:bookmarkStart w:id="38" w:name="__DdeLink__290_1381180303"/>
+      <w:r>
+        <w:rPr/>
+        <w:t>When it reaches the end of the array in K-V pair 3; 3 is dequeued, and in the KEYS_LIST, 3 is marked as true.</w:t>
+      </w:r>
       <w:bookmarkEnd w:id="37"/>
-    </w:p>
-    <w:p>
-      <w:pPr>
-        <w:pStyle w:val="Normal"/>
-        <w:bidi w:val="0"/>
-        <w:jc w:val="start"/>
-        <w:rPr/>
-      </w:pPr>
-      <w:r>
-        <w:rPr/>
-        <w:t>K -&gt; 3</w:t>
-      </w:r>
-    </w:p>
-    <w:p>
-      <w:pPr>
-        <w:pStyle w:val="Normal"/>
-        <w:bidi w:val="0"/>
-        <w:jc w:val="start"/>
-        <w:rPr/>
-      </w:pPr>
-      <w:r>
-        <w:rPr/>
-        <w:t>3 -&gt; [{8, 3}]</w:t>
-      </w:r>
-    </w:p>
-    <w:p>
-      <w:pPr>
-        <w:pStyle w:val="Normal"/>
-        <w:bidi w:val="0"/>
-        <w:jc w:val="start"/>
-        <w:rPr/>
-      </w:pPr>
-      <w:r>
-        <w:rPr/>
-        <w:t>Q -&gt; [3, 6, 4, 5, 8]</w:t>
-      </w:r>
-    </w:p>
-    <w:p>
-      <w:pPr>
-        <w:pStyle w:val="Normal"/>
-        <w:bidi w:val="0"/>
-        <w:jc w:val="start"/>
-        <w:rPr/>
-      </w:pPr>
-      <w:bookmarkStart w:id="38" w:name="__DdeLink__290_1381180303"/>
-      <w:bookmarkStart w:id="39" w:name="__DdeLink__308_1381180303"/>
-      <w:r>
-        <w:rPr/>
-        <w:t>When it reaches the end of the array in K-V pair 3; 3 is dequeued, and in the KEYS_LIST, 3 is marked as true.</w:t>
-      </w:r>
       <w:bookmarkEnd w:id="38"/>
+    </w:p>
+    <w:p>
+      <w:pPr>
+        <w:pStyle w:val="Normal"/>
+        <w:bidi w:val="0"/>
+        <w:jc w:val="start"/>
+        <w:rPr/>
+      </w:pPr>
+      <w:bookmarkStart w:id="39" w:name="__DdeLink__258_2090300247"/>
+      <w:r>
+        <w:rPr/>
+        <w:t>KEYS_LIST -&gt; [{1, true}, {17, false}, {2, true}, {3, true}, {4, false}]</w:t>
+      </w:r>
       <w:bookmarkEnd w:id="39"/>
     </w:p>
     <w:p>
@@ -1433,82 +1446,118 @@
         <w:jc w:val="start"/>
         <w:rPr/>
       </w:pPr>
-      <w:bookmarkStart w:id="40" w:name="__DdeLink__258_2090300247"/>
-      <w:r>
-        <w:rPr/>
-        <w:t>KEYS_LIST -&gt; [{1, true}, {17, false}, {2, true}, {3, true}, {4, false}]</w:t>
+      <w:bookmarkStart w:id="40" w:name="__DdeLink__298_1381180303"/>
+      <w:bookmarkStart w:id="41" w:name="__DdeLink__282_1381180303_Copy_1"/>
+      <w:bookmarkStart w:id="42" w:name="__DdeLink__293_1381180303"/>
+      <w:r>
+        <w:rPr/>
+        <w:t>Q -&gt; [6, 4, 5, 8]</w:t>
       </w:r>
       <w:bookmarkEnd w:id="40"/>
-    </w:p>
-    <w:p>
-      <w:pPr>
-        <w:pStyle w:val="Normal"/>
-        <w:bidi w:val="0"/>
-        <w:jc w:val="start"/>
-        <w:rPr/>
-      </w:pPr>
-      <w:bookmarkStart w:id="41" w:name="__DdeLink__293_1381180303"/>
-      <w:bookmarkStart w:id="42" w:name="__DdeLink__282_1381180303_Copy_1"/>
-      <w:bookmarkStart w:id="43" w:name="__DdeLink__298_1381180303"/>
-      <w:r>
-        <w:rPr/>
-        <w:t>Q -&gt; [6, 4, 5, 8]</w:t>
-      </w:r>
       <w:bookmarkEnd w:id="41"/>
       <w:bookmarkEnd w:id="42"/>
+    </w:p>
+    <w:p>
+      <w:pPr>
+        <w:pStyle w:val="Normal"/>
+        <w:bidi w:val="0"/>
+        <w:jc w:val="start"/>
+        <w:rPr/>
+      </w:pPr>
+      <w:r>
+        <w:rPr/>
+      </w:r>
+    </w:p>
+    <w:p>
+      <w:pPr>
+        <w:pStyle w:val="Normal"/>
+        <w:bidi w:val="0"/>
+        <w:jc w:val="start"/>
+        <w:rPr/>
+      </w:pPr>
+      <w:r>
+        <w:rPr/>
+        <w:t>Check if a K – V pair exists for K -&gt; 6. It doesn’t.</w:t>
+      </w:r>
+    </w:p>
+    <w:p>
+      <w:pPr>
+        <w:pStyle w:val="Normal"/>
+        <w:bidi w:val="0"/>
+        <w:jc w:val="start"/>
+        <w:rPr/>
+      </w:pPr>
+      <w:r>
+        <w:rPr/>
+        <w:t>KEYS_LIST -&gt; [{1, true}, {17, false}, {2, true}, {3, true}, {4, false}]</w:t>
+      </w:r>
+    </w:p>
+    <w:p>
+      <w:pPr>
+        <w:pStyle w:val="Normal"/>
+        <w:bidi w:val="0"/>
+        <w:jc w:val="start"/>
+        <w:rPr/>
+      </w:pPr>
+      <w:bookmarkStart w:id="43" w:name="__DdeLink__266_2090300247"/>
+      <w:bookmarkStart w:id="44" w:name="__DdeLink__282_1381180303_Copy_1_Copy_2"/>
+      <w:bookmarkStart w:id="45" w:name="__DdeLink__293_1381180303_Copy_1"/>
+      <w:r>
+        <w:rPr/>
+        <w:t>Q -&gt; [6, 4, 5, 8]</w:t>
+      </w:r>
       <w:bookmarkEnd w:id="43"/>
-    </w:p>
-    <w:p>
-      <w:pPr>
-        <w:pStyle w:val="Normal"/>
-        <w:bidi w:val="0"/>
-        <w:jc w:val="start"/>
-        <w:rPr/>
-      </w:pPr>
-      <w:r>
-        <w:rPr/>
-      </w:r>
-    </w:p>
-    <w:p>
-      <w:pPr>
-        <w:pStyle w:val="Normal"/>
-        <w:bidi w:val="0"/>
-        <w:jc w:val="start"/>
-        <w:rPr/>
-      </w:pPr>
-      <w:r>
-        <w:rPr/>
-        <w:t>Check if a K – V pair exists for K -&gt; 6. It doesn’t.</w:t>
-      </w:r>
-    </w:p>
-    <w:p>
-      <w:pPr>
-        <w:pStyle w:val="Normal"/>
-        <w:bidi w:val="0"/>
-        <w:jc w:val="start"/>
-        <w:rPr/>
-      </w:pPr>
-      <w:r>
-        <w:rPr/>
-        <w:t>KEYS_LIST -&gt; [{1, true}, {17, false}, {2, true}, {3, true}, {4, false}]</w:t>
-      </w:r>
-    </w:p>
-    <w:p>
-      <w:pPr>
-        <w:pStyle w:val="Normal"/>
-        <w:bidi w:val="0"/>
-        <w:jc w:val="start"/>
-        <w:rPr/>
-      </w:pPr>
-      <w:bookmarkStart w:id="44" w:name="__DdeLink__293_1381180303_Copy_1"/>
-      <w:bookmarkStart w:id="45" w:name="__DdeLink__282_1381180303_Copy_1_Copy_2"/>
-      <w:bookmarkStart w:id="46" w:name="__DdeLink__266_2090300247"/>
-      <w:r>
-        <w:rPr/>
-        <w:t>Q -&gt; [6, 4, 5, 8]</w:t>
-      </w:r>
       <w:bookmarkEnd w:id="44"/>
       <w:bookmarkEnd w:id="45"/>
+    </w:p>
+    <w:p>
+      <w:pPr>
+        <w:pStyle w:val="Normal"/>
+        <w:bidi w:val="0"/>
+        <w:jc w:val="start"/>
+        <w:rPr/>
+      </w:pPr>
+      <w:r>
+        <w:rPr/>
+        <w:t>K -&gt; 6</w:t>
+      </w:r>
+    </w:p>
+    <w:p>
+      <w:pPr>
+        <w:pStyle w:val="Normal"/>
+        <w:bidi w:val="0"/>
+        <w:jc w:val="start"/>
+        <w:rPr/>
+      </w:pPr>
+      <w:r>
+        <w:rPr/>
+        <w:t>6 -&gt; NULL</w:t>
+      </w:r>
+    </w:p>
+    <w:p>
+      <w:pPr>
+        <w:pStyle w:val="Normal"/>
+        <w:bidi w:val="0"/>
+        <w:jc w:val="start"/>
+        <w:rPr/>
+      </w:pPr>
+      <w:r>
+        <w:rPr/>
+        <w:t>So 6 is dequeued and the KEYS_LIST remains unchanged.</w:t>
+      </w:r>
+    </w:p>
+    <w:p>
+      <w:pPr>
+        <w:pStyle w:val="Normal"/>
+        <w:bidi w:val="0"/>
+        <w:jc w:val="start"/>
+        <w:rPr/>
+      </w:pPr>
+      <w:bookmarkStart w:id="46" w:name="__DdeLink__270_2090300247"/>
+      <w:r>
+        <w:rPr/>
+        <w:t>KEYS_LIST -&gt; [{1, true}, {17, false}, {2, true}, {3, true}, {4, false}]</w:t>
+      </w:r>
       <w:bookmarkEnd w:id="46"/>
     </w:p>
     <w:p>
@@ -1518,89 +1567,53 @@
         <w:jc w:val="start"/>
         <w:rPr/>
       </w:pPr>
-      <w:r>
-        <w:rPr/>
-        <w:t>K -&gt; 6</w:t>
-      </w:r>
-    </w:p>
-    <w:p>
-      <w:pPr>
-        <w:pStyle w:val="Normal"/>
-        <w:bidi w:val="0"/>
-        <w:jc w:val="start"/>
-        <w:rPr/>
-      </w:pPr>
-      <w:r>
-        <w:rPr/>
-        <w:t>6 -&gt; NULL</w:t>
-      </w:r>
-    </w:p>
-    <w:p>
-      <w:pPr>
-        <w:pStyle w:val="Normal"/>
-        <w:bidi w:val="0"/>
-        <w:jc w:val="start"/>
-        <w:rPr/>
-      </w:pPr>
-      <w:r>
-        <w:rPr/>
-        <w:t>So 6 is dequeued and the KEYS_LIST remains unchanged.</w:t>
-      </w:r>
-    </w:p>
-    <w:p>
-      <w:pPr>
-        <w:pStyle w:val="Normal"/>
-        <w:bidi w:val="0"/>
-        <w:jc w:val="start"/>
-        <w:rPr/>
-      </w:pPr>
-      <w:bookmarkStart w:id="47" w:name="__DdeLink__270_2090300247"/>
+      <w:bookmarkStart w:id="47" w:name="__DdeLink__282_1381180303_Copy_1_Copy_2_"/>
+      <w:bookmarkStart w:id="48" w:name="__DdeLink__293_1381180303_Copy_1_Copy_1"/>
+      <w:r>
+        <w:rPr/>
+        <w:t>Q -&gt; [4, 5, 8]</w:t>
+      </w:r>
+      <w:bookmarkEnd w:id="47"/>
+      <w:bookmarkEnd w:id="48"/>
+    </w:p>
+    <w:p>
+      <w:pPr>
+        <w:pStyle w:val="Normal"/>
+        <w:bidi w:val="0"/>
+        <w:jc w:val="start"/>
+        <w:rPr/>
+      </w:pPr>
+      <w:r>
+        <w:rPr/>
+        <w:t>Check if a K – V pair exists for 4; Here it does. So, go to it.</w:t>
+      </w:r>
+    </w:p>
+    <w:p>
+      <w:pPr>
+        <w:pStyle w:val="Normal"/>
+        <w:bidi w:val="0"/>
+        <w:jc w:val="start"/>
+        <w:rPr/>
+      </w:pPr>
+      <w:bookmarkStart w:id="49" w:name="__DdeLink__272_2090300247"/>
       <w:r>
         <w:rPr/>
         <w:t>KEYS_LIST -&gt; [{1, true}, {17, false}, {2, true}, {3, true}, {4, false}]</w:t>
       </w:r>
-      <w:bookmarkEnd w:id="47"/>
-    </w:p>
-    <w:p>
-      <w:pPr>
-        <w:pStyle w:val="Normal"/>
-        <w:bidi w:val="0"/>
-        <w:jc w:val="start"/>
-        <w:rPr/>
-      </w:pPr>
-      <w:bookmarkStart w:id="48" w:name="__DdeLink__293_1381180303_Copy_1_Copy_1"/>
-      <w:bookmarkStart w:id="49" w:name="__DdeLink__282_1381180303_Copy_1_Copy_2_"/>
+      <w:bookmarkEnd w:id="49"/>
+    </w:p>
+    <w:p>
+      <w:pPr>
+        <w:pStyle w:val="Normal"/>
+        <w:bidi w:val="0"/>
+        <w:jc w:val="start"/>
+        <w:rPr/>
+      </w:pPr>
+      <w:bookmarkStart w:id="50" w:name="__DdeLink__305_1381180303"/>
       <w:r>
         <w:rPr/>
         <w:t>Q -&gt; [4, 5, 8]</w:t>
       </w:r>
-      <w:bookmarkEnd w:id="48"/>
-      <w:bookmarkEnd w:id="49"/>
-    </w:p>
-    <w:p>
-      <w:pPr>
-        <w:pStyle w:val="Normal"/>
-        <w:bidi w:val="0"/>
-        <w:jc w:val="start"/>
-        <w:rPr/>
-      </w:pPr>
-      <w:r>
-        <w:rPr/>
-        <w:t>Check if a K – V pair exists for 4; Here it does. So, go to it.</w:t>
-      </w:r>
-    </w:p>
-    <w:p>
-      <w:pPr>
-        <w:pStyle w:val="Normal"/>
-        <w:bidi w:val="0"/>
-        <w:jc w:val="start"/>
-        <w:rPr/>
-      </w:pPr>
-      <w:bookmarkStart w:id="50" w:name="__DdeLink__272_2090300247"/>
-      <w:r>
-        <w:rPr/>
-        <w:t>KEYS_LIST -&gt; [{1, true}, {17, false}, {2, true}, {3, true}, {4, false}]</w:t>
-      </w:r>
       <w:bookmarkEnd w:id="50"/>
     </w:p>
     <w:p>
@@ -1610,10 +1623,34 @@
         <w:jc w:val="start"/>
         <w:rPr/>
       </w:pPr>
-      <w:bookmarkStart w:id="51" w:name="__DdeLink__305_1381180303"/>
-      <w:r>
-        <w:rPr/>
-        <w:t>Q -&gt; [4, 5, 8]</w:t>
+      <w:r>
+        <w:rPr/>
+        <w:t>K -&gt; 4</w:t>
+      </w:r>
+    </w:p>
+    <w:p>
+      <w:pPr>
+        <w:pStyle w:val="Normal"/>
+        <w:bidi w:val="0"/>
+        <w:jc w:val="start"/>
+        <w:rPr/>
+      </w:pPr>
+      <w:r>
+        <w:rPr/>
+        <w:t>4 -&gt; [{14, 4}]</w:t>
+      </w:r>
+    </w:p>
+    <w:p>
+      <w:pPr>
+        <w:pStyle w:val="Normal"/>
+        <w:bidi w:val="0"/>
+        <w:jc w:val="start"/>
+        <w:rPr/>
+      </w:pPr>
+      <w:bookmarkStart w:id="51" w:name="__DdeLink__311_1381180303"/>
+      <w:r>
+        <w:rPr/>
+        <w:t>Q -&gt; [4, 5, 8, 14]</w:t>
       </w:r>
       <w:bookmarkEnd w:id="51"/>
     </w:p>
@@ -1624,137 +1661,149 @@
         <w:jc w:val="start"/>
         <w:rPr/>
       </w:pPr>
-      <w:r>
-        <w:rPr/>
-        <w:t>K -&gt; 4</w:t>
-      </w:r>
-    </w:p>
-    <w:p>
-      <w:pPr>
-        <w:pStyle w:val="Normal"/>
-        <w:bidi w:val="0"/>
-        <w:jc w:val="start"/>
-        <w:rPr/>
-      </w:pPr>
-      <w:r>
-        <w:rPr/>
-        <w:t>4 -&gt; [{14, 4}]</w:t>
-      </w:r>
-    </w:p>
-    <w:p>
-      <w:pPr>
-        <w:pStyle w:val="Normal"/>
-        <w:bidi w:val="0"/>
-        <w:jc w:val="start"/>
-        <w:rPr/>
-      </w:pPr>
-      <w:bookmarkStart w:id="52" w:name="__DdeLink__311_1381180303"/>
-      <w:r>
-        <w:rPr/>
-        <w:t>Q -&gt; [4, 5, 8, 14]</w:t>
+      <w:bookmarkStart w:id="52" w:name="__DdeLink__290_1381180303_Copy_1"/>
+      <w:r>
+        <w:rPr/>
+        <w:t>When it reaches the end of the array in K-V pair 4; 4 is dequeued</w:t>
       </w:r>
       <w:bookmarkEnd w:id="52"/>
-    </w:p>
-    <w:p>
-      <w:pPr>
-        <w:pStyle w:val="Normal"/>
-        <w:bidi w:val="0"/>
-        <w:jc w:val="start"/>
-        <w:rPr/>
-      </w:pPr>
-      <w:bookmarkStart w:id="53" w:name="__DdeLink__290_1381180303_Copy_1"/>
-      <w:r>
-        <w:rPr/>
-        <w:t>When it reaches the end of the array in K-V pair 4; 4 is dequeued</w:t>
+      <w:r>
+        <w:rPr/>
+        <w:t xml:space="preserve"> and in the KEYS_LIST, 4 is marked as true.</w:t>
+      </w:r>
+    </w:p>
+    <w:p>
+      <w:pPr>
+        <w:pStyle w:val="Normal"/>
+        <w:bidi w:val="0"/>
+        <w:jc w:val="start"/>
+        <w:rPr/>
+      </w:pPr>
+      <w:bookmarkStart w:id="53" w:name="__DdeLink__274_2090300247"/>
+      <w:r>
+        <w:rPr/>
+        <w:t>KEYS_LIST -&gt; [{1, true}, {17, false}, {2, true}, {3, true}, {4, true}]</w:t>
       </w:r>
       <w:bookmarkEnd w:id="53"/>
-      <w:r>
-        <w:rPr/>
-        <w:t xml:space="preserve"> and in the KEYS_LIST, 4 is marked as true.</w:t>
-      </w:r>
-    </w:p>
-    <w:p>
-      <w:pPr>
-        <w:pStyle w:val="Normal"/>
-        <w:bidi w:val="0"/>
-        <w:jc w:val="start"/>
-        <w:rPr/>
-      </w:pPr>
-      <w:bookmarkStart w:id="54" w:name="__DdeLink__274_2090300247"/>
+    </w:p>
+    <w:p>
+      <w:pPr>
+        <w:pStyle w:val="Normal"/>
+        <w:bidi w:val="0"/>
+        <w:jc w:val="start"/>
+        <w:rPr/>
+      </w:pPr>
+      <w:bookmarkStart w:id="54" w:name="__DdeLink__313_1381180303"/>
+      <w:r>
+        <w:rPr/>
+        <w:t>Q -&gt; [5, 8, 14]</w:t>
+      </w:r>
+      <w:bookmarkEnd w:id="54"/>
+    </w:p>
+    <w:p>
+      <w:pPr>
+        <w:pStyle w:val="Normal"/>
+        <w:bidi w:val="0"/>
+        <w:jc w:val="start"/>
+        <w:rPr/>
+      </w:pPr>
+      <w:r>
+        <w:rPr/>
+        <w:t>Go to 5.</w:t>
+      </w:r>
+    </w:p>
+    <w:p>
+      <w:pPr>
+        <w:pStyle w:val="Normal"/>
+        <w:bidi w:val="0"/>
+        <w:jc w:val="start"/>
+        <w:rPr/>
+      </w:pPr>
+      <w:bookmarkStart w:id="55" w:name="__DdeLink__318_1381180303"/>
+      <w:bookmarkStart w:id="56" w:name="__DdeLink__315_1381180303"/>
+      <w:r>
+        <w:rPr/>
+        <w:t xml:space="preserve">Check if a K – V pair exists for 5; It doesn’t, </w:t>
+      </w:r>
+      <w:bookmarkEnd w:id="55"/>
+      <w:bookmarkEnd w:id="56"/>
+    </w:p>
+    <w:p>
+      <w:pPr>
+        <w:pStyle w:val="Normal"/>
+        <w:bidi w:val="0"/>
+        <w:jc w:val="start"/>
+        <w:rPr/>
+      </w:pPr>
+      <w:bookmarkStart w:id="57" w:name="__DdeLink__276_2090300247"/>
       <w:r>
         <w:rPr/>
         <w:t>KEYS_LIST -&gt; [{1, true}, {17, false}, {2, true}, {3, true}, {4, true}]</w:t>
       </w:r>
-      <w:bookmarkEnd w:id="54"/>
-    </w:p>
-    <w:p>
-      <w:pPr>
-        <w:pStyle w:val="Normal"/>
-        <w:bidi w:val="0"/>
-        <w:jc w:val="start"/>
-        <w:rPr/>
-      </w:pPr>
-      <w:bookmarkStart w:id="55" w:name="__DdeLink__313_1381180303"/>
+      <w:bookmarkEnd w:id="57"/>
+    </w:p>
+    <w:p>
+      <w:pPr>
+        <w:pStyle w:val="Normal"/>
+        <w:bidi w:val="0"/>
+        <w:jc w:val="start"/>
+        <w:rPr/>
+      </w:pPr>
+      <w:bookmarkStart w:id="58" w:name="__DdeLink__325_1381180303"/>
       <w:r>
         <w:rPr/>
         <w:t>Q -&gt; [5, 8, 14]</w:t>
       </w:r>
-      <w:bookmarkEnd w:id="55"/>
-    </w:p>
-    <w:p>
-      <w:pPr>
-        <w:pStyle w:val="Normal"/>
-        <w:bidi w:val="0"/>
-        <w:jc w:val="start"/>
-        <w:rPr/>
-      </w:pPr>
-      <w:r>
-        <w:rPr/>
-        <w:t>Go to 5.</w:t>
-      </w:r>
-    </w:p>
-    <w:p>
-      <w:pPr>
-        <w:pStyle w:val="Normal"/>
-        <w:bidi w:val="0"/>
-        <w:jc w:val="start"/>
-        <w:rPr/>
-      </w:pPr>
-      <w:bookmarkStart w:id="56" w:name="__DdeLink__315_1381180303"/>
-      <w:bookmarkStart w:id="57" w:name="__DdeLink__318_1381180303"/>
-      <w:r>
-        <w:rPr/>
-        <w:t xml:space="preserve">Check if a K – V pair exists for 5; It doesn’t, </w:t>
-      </w:r>
-      <w:bookmarkEnd w:id="56"/>
-      <w:bookmarkEnd w:id="57"/>
-    </w:p>
-    <w:p>
-      <w:pPr>
-        <w:pStyle w:val="Normal"/>
-        <w:bidi w:val="0"/>
-        <w:jc w:val="start"/>
-        <w:rPr/>
-      </w:pPr>
-      <w:bookmarkStart w:id="58" w:name="__DdeLink__276_2090300247"/>
+      <w:bookmarkEnd w:id="58"/>
+    </w:p>
+    <w:p>
+      <w:pPr>
+        <w:pStyle w:val="Normal"/>
+        <w:bidi w:val="0"/>
+        <w:jc w:val="start"/>
+        <w:rPr/>
+      </w:pPr>
+      <w:r>
+        <w:rPr/>
+        <w:t>K -&gt; 5</w:t>
+      </w:r>
+    </w:p>
+    <w:p>
+      <w:pPr>
+        <w:pStyle w:val="Normal"/>
+        <w:bidi w:val="0"/>
+        <w:jc w:val="start"/>
+        <w:rPr/>
+      </w:pPr>
+      <w:r>
+        <w:rPr/>
+        <w:t>5 -&gt; NULL</w:t>
+      </w:r>
+    </w:p>
+    <w:p>
+      <w:pPr>
+        <w:pStyle w:val="Normal"/>
+        <w:bidi w:val="0"/>
+        <w:jc w:val="start"/>
+        <w:rPr/>
+      </w:pPr>
+      <w:r>
+        <w:rPr/>
+        <w:t>So 5 is dequeued and the KEYS_LIST remains unchanged.</w:t>
+      </w:r>
+    </w:p>
+    <w:p>
+      <w:pPr>
+        <w:pStyle w:val="Normal"/>
+        <w:bidi w:val="0"/>
+        <w:jc w:val="start"/>
+        <w:rPr/>
+      </w:pPr>
+      <w:bookmarkStart w:id="59" w:name="__DdeLink__278_2090300247"/>
       <w:r>
         <w:rPr/>
         <w:t>KEYS_LIST -&gt; [{1, true}, {17, false}, {2, true}, {3, true}, {4, true}]</w:t>
       </w:r>
-      <w:bookmarkEnd w:id="58"/>
-    </w:p>
-    <w:p>
-      <w:pPr>
-        <w:pStyle w:val="Normal"/>
-        <w:bidi w:val="0"/>
-        <w:jc w:val="start"/>
-        <w:rPr/>
-      </w:pPr>
-      <w:bookmarkStart w:id="59" w:name="__DdeLink__325_1381180303"/>
-      <w:r>
-        <w:rPr/>
-        <w:t>Q -&gt; [5, 8, 14]</w:t>
-      </w:r>
       <w:bookmarkEnd w:id="59"/>
     </w:p>
     <w:p>
@@ -1766,73 +1815,85 @@
       </w:pPr>
       <w:r>
         <w:rPr/>
-        <w:t>K -&gt; 5</w:t>
-      </w:r>
-    </w:p>
-    <w:p>
-      <w:pPr>
-        <w:pStyle w:val="Normal"/>
-        <w:bidi w:val="0"/>
-        <w:jc w:val="start"/>
-        <w:rPr/>
-      </w:pPr>
-      <w:r>
-        <w:rPr/>
-        <w:t>5 -&gt; NULL</w:t>
-      </w:r>
-    </w:p>
-    <w:p>
-      <w:pPr>
-        <w:pStyle w:val="Normal"/>
-        <w:bidi w:val="0"/>
-        <w:jc w:val="start"/>
-        <w:rPr/>
-      </w:pPr>
-      <w:r>
-        <w:rPr/>
-        <w:t>So 5 is dequeued and the KEYS_LIST remains unchanged.</w:t>
-      </w:r>
-    </w:p>
-    <w:p>
-      <w:pPr>
-        <w:pStyle w:val="Normal"/>
-        <w:bidi w:val="0"/>
-        <w:jc w:val="start"/>
-        <w:rPr/>
-      </w:pPr>
-      <w:bookmarkStart w:id="60" w:name="__DdeLink__278_2090300247"/>
+        <w:t>Q -&gt; [8, 14]</w:t>
+      </w:r>
+    </w:p>
+    <w:p>
+      <w:pPr>
+        <w:pStyle w:val="Normal"/>
+        <w:bidi w:val="0"/>
+        <w:jc w:val="start"/>
+        <w:rPr/>
+      </w:pPr>
+      <w:bookmarkStart w:id="60" w:name="__DdeLink__322_1381180303"/>
+      <w:bookmarkStart w:id="61" w:name="__DdeLink__315_1381180303_Copy_1"/>
+      <w:r>
+        <w:rPr/>
+        <w:t xml:space="preserve">Check if a K – V pair exists for 8; It doesn’t, </w:t>
+      </w:r>
+      <w:bookmarkEnd w:id="60"/>
+      <w:bookmarkEnd w:id="61"/>
+    </w:p>
+    <w:p>
+      <w:pPr>
+        <w:pStyle w:val="Normal"/>
+        <w:bidi w:val="0"/>
+        <w:jc w:val="start"/>
+        <w:rPr/>
+      </w:pPr>
+      <w:r>
+        <w:rPr/>
+        <w:t>Q -&gt; [8, 14]</w:t>
+      </w:r>
+    </w:p>
+    <w:p>
+      <w:pPr>
+        <w:pStyle w:val="Normal"/>
+        <w:bidi w:val="0"/>
+        <w:jc w:val="start"/>
+        <w:rPr/>
+      </w:pPr>
+      <w:r>
+        <w:rPr/>
+        <w:t>K -&gt; 8</w:t>
+      </w:r>
+    </w:p>
+    <w:p>
+      <w:pPr>
+        <w:pStyle w:val="Normal"/>
+        <w:bidi w:val="0"/>
+        <w:jc w:val="start"/>
+        <w:rPr/>
+      </w:pPr>
+      <w:r>
+        <w:rPr/>
+        <w:t>8 -&gt; NULL</w:t>
+      </w:r>
+    </w:p>
+    <w:p>
+      <w:pPr>
+        <w:pStyle w:val="Normal"/>
+        <w:bidi w:val="0"/>
+        <w:jc w:val="start"/>
+        <w:rPr/>
+      </w:pPr>
+      <w:r>
+        <w:rPr/>
+        <w:t>So 8 is dequeued and the KEYS_LIST remains unchanged.</w:t>
+      </w:r>
+    </w:p>
+    <w:p>
+      <w:pPr>
+        <w:pStyle w:val="Normal"/>
+        <w:bidi w:val="0"/>
+        <w:jc w:val="start"/>
+        <w:rPr/>
+      </w:pPr>
+      <w:bookmarkStart w:id="62" w:name="__DdeLink__301_3987457803"/>
       <w:r>
         <w:rPr/>
         <w:t>KEYS_LIST -&gt; [{1, true}, {17, false}, {2, true}, {3, true}, {4, true}]</w:t>
       </w:r>
-      <w:bookmarkEnd w:id="60"/>
-    </w:p>
-    <w:p>
-      <w:pPr>
-        <w:pStyle w:val="Normal"/>
-        <w:bidi w:val="0"/>
-        <w:jc w:val="start"/>
-        <w:rPr/>
-      </w:pPr>
-      <w:r>
-        <w:rPr/>
-        <w:t>Q -&gt; [8, 14]</w:t>
-      </w:r>
-    </w:p>
-    <w:p>
-      <w:pPr>
-        <w:pStyle w:val="Normal"/>
-        <w:bidi w:val="0"/>
-        <w:jc w:val="start"/>
-        <w:rPr/>
-      </w:pPr>
-      <w:bookmarkStart w:id="61" w:name="__DdeLink__315_1381180303_Copy_1"/>
-      <w:bookmarkStart w:id="62" w:name="__DdeLink__322_1381180303"/>
-      <w:r>
-        <w:rPr/>
-        <w:t xml:space="preserve">Check if a K – V pair exists for 8; It doesn’t, </w:t>
-      </w:r>
-      <w:bookmarkEnd w:id="61"/>
       <w:bookmarkEnd w:id="62"/>
     </w:p>
     <w:p>
@@ -1844,83 +1905,35 @@
       </w:pPr>
       <w:r>
         <w:rPr/>
-        <w:t>Q -&gt; [8, 14]</w:t>
-      </w:r>
-    </w:p>
-    <w:p>
-      <w:pPr>
-        <w:pStyle w:val="Normal"/>
-        <w:bidi w:val="0"/>
-        <w:jc w:val="start"/>
-        <w:rPr/>
-      </w:pPr>
-      <w:r>
-        <w:rPr/>
-        <w:t>K -&gt; 8</w:t>
-      </w:r>
-    </w:p>
-    <w:p>
-      <w:pPr>
-        <w:pStyle w:val="Normal"/>
-        <w:bidi w:val="0"/>
-        <w:jc w:val="start"/>
-        <w:rPr/>
-      </w:pPr>
-      <w:r>
-        <w:rPr/>
-        <w:t>8 -&gt; NULL</w:t>
-      </w:r>
-    </w:p>
-    <w:p>
-      <w:pPr>
-        <w:pStyle w:val="Normal"/>
-        <w:bidi w:val="0"/>
-        <w:jc w:val="start"/>
-        <w:rPr/>
-      </w:pPr>
-      <w:r>
-        <w:rPr/>
-        <w:t>So 8 is dequeued and the KEYS_LIST remains unchanged.</w:t>
-      </w:r>
-    </w:p>
-    <w:p>
-      <w:pPr>
-        <w:pStyle w:val="Normal"/>
-        <w:bidi w:val="0"/>
-        <w:jc w:val="start"/>
-        <w:rPr/>
-      </w:pPr>
-      <w:bookmarkStart w:id="63" w:name="__DdeLink__301_3987457803"/>
+        <w:t>Q -&gt; [14]</w:t>
+      </w:r>
+    </w:p>
+    <w:p>
+      <w:pPr>
+        <w:pStyle w:val="Normal"/>
+        <w:bidi w:val="0"/>
+        <w:jc w:val="start"/>
+        <w:rPr/>
+      </w:pPr>
+      <w:bookmarkStart w:id="63" w:name="__DdeLink__315_1381180303_Copy_1_Copy_1"/>
+      <w:r>
+        <w:rPr/>
+        <w:t xml:space="preserve">Check if a K – V pair exists for 14. It doesn’t. </w:t>
+      </w:r>
+      <w:bookmarkEnd w:id="63"/>
+    </w:p>
+    <w:p>
+      <w:pPr>
+        <w:pStyle w:val="Normal"/>
+        <w:bidi w:val="0"/>
+        <w:jc w:val="start"/>
+        <w:rPr/>
+      </w:pPr>
+      <w:bookmarkStart w:id="64" w:name="__DdeLink__303_3987457803"/>
       <w:r>
         <w:rPr/>
         <w:t>KEYS_LIST -&gt; [{1, true}, {17, false}, {2, true}, {3, true}, {4, true}]</w:t>
       </w:r>
-      <w:bookmarkEnd w:id="63"/>
-    </w:p>
-    <w:p>
-      <w:pPr>
-        <w:pStyle w:val="Normal"/>
-        <w:bidi w:val="0"/>
-        <w:jc w:val="start"/>
-        <w:rPr/>
-      </w:pPr>
-      <w:r>
-        <w:rPr/>
-        <w:t>Q -&gt; [14]</w:t>
-      </w:r>
-    </w:p>
-    <w:p>
-      <w:pPr>
-        <w:pStyle w:val="Normal"/>
-        <w:bidi w:val="0"/>
-        <w:jc w:val="start"/>
-        <w:rPr/>
-      </w:pPr>
-      <w:bookmarkStart w:id="64" w:name="__DdeLink__315_1381180303_Copy_1_Copy_1"/>
-      <w:r>
-        <w:rPr/>
-        <w:t xml:space="preserve">Check if a K – V pair exists for 14. It doesn’t. </w:t>
-      </w:r>
       <w:bookmarkEnd w:id="64"/>
     </w:p>
     <w:p>
@@ -1930,11 +1943,386 @@
         <w:jc w:val="start"/>
         <w:rPr/>
       </w:pPr>
-      <w:bookmarkStart w:id="65" w:name="__DdeLink__303_3987457803"/>
+      <w:r>
+        <w:rPr/>
+        <w:t>Q -&gt; [14}</w:t>
+      </w:r>
+    </w:p>
+    <w:p>
+      <w:pPr>
+        <w:pStyle w:val="Normal"/>
+        <w:bidi w:val="0"/>
+        <w:jc w:val="start"/>
+        <w:rPr/>
+      </w:pPr>
+      <w:r>
+        <w:rPr/>
+        <w:t>K -&gt; 14</w:t>
+      </w:r>
+    </w:p>
+    <w:p>
+      <w:pPr>
+        <w:pStyle w:val="Normal"/>
+        <w:bidi w:val="0"/>
+        <w:jc w:val="start"/>
+        <w:rPr/>
+      </w:pPr>
+      <w:r>
+        <w:rPr/>
+        <w:t>14 -&gt; NULL</w:t>
+      </w:r>
+    </w:p>
+    <w:p>
+      <w:pPr>
+        <w:pStyle w:val="Normal"/>
+        <w:bidi w:val="0"/>
+        <w:jc w:val="start"/>
+        <w:rPr/>
+      </w:pPr>
+      <w:r>
+        <w:rPr/>
+        <w:t>So 14 is dequeued. The KEYS_LIST remains unchanged.</w:t>
+      </w:r>
+    </w:p>
+    <w:p>
+      <w:pPr>
+        <w:pStyle w:val="Normal"/>
+        <w:bidi w:val="0"/>
+        <w:jc w:val="start"/>
+        <w:rPr/>
+      </w:pPr>
       <w:r>
         <w:rPr/>
         <w:t>KEYS_LIST -&gt; [{1, true}, {17, false}, {2, true}, {3, true}, {4, true}]</w:t>
       </w:r>
+    </w:p>
+    <w:p>
+      <w:pPr>
+        <w:pStyle w:val="Normal"/>
+        <w:bidi w:val="0"/>
+        <w:jc w:val="start"/>
+        <w:rPr/>
+      </w:pPr>
+      <w:r>
+        <w:rPr/>
+        <w:t>Q -&gt; []</w:t>
+      </w:r>
+    </w:p>
+    <w:p>
+      <w:pPr>
+        <w:pStyle w:val="Normal"/>
+        <w:bidi w:val="0"/>
+        <w:jc w:val="start"/>
+        <w:rPr/>
+      </w:pPr>
+      <w:r>
+        <w:rPr/>
+        <w:t>Check the KEYS_LIST for any other keys that were not present in the Queue</w:t>
+      </w:r>
+    </w:p>
+    <w:p>
+      <w:pPr>
+        <w:pStyle w:val="Normal"/>
+        <w:bidi w:val="0"/>
+        <w:jc w:val="start"/>
+        <w:rPr/>
+      </w:pPr>
+      <w:r>
+        <w:rPr/>
+        <w:t xml:space="preserve">17 is found. </w:t>
+      </w:r>
+    </w:p>
+    <w:p>
+      <w:pPr>
+        <w:pStyle w:val="Normal"/>
+        <w:bidi w:val="0"/>
+        <w:jc w:val="start"/>
+        <w:rPr/>
+      </w:pPr>
+      <w:r>
+        <w:rPr/>
+        <w:t>Go to 17</w:t>
+      </w:r>
+    </w:p>
+    <w:p>
+      <w:pPr>
+        <w:pStyle w:val="Normal"/>
+        <w:bidi w:val="0"/>
+        <w:jc w:val="start"/>
+        <w:rPr/>
+      </w:pPr>
+      <w:r>
+        <w:rPr/>
+        <w:t>K -&gt; 17</w:t>
+      </w:r>
+    </w:p>
+    <w:p>
+      <w:pPr>
+        <w:pStyle w:val="Normal"/>
+        <w:bidi w:val="0"/>
+        <w:jc w:val="start"/>
+        <w:rPr/>
+      </w:pPr>
+      <w:r>
+        <w:rPr/>
+        <w:t>17 -&gt; [{17, NULL}]</w:t>
+      </w:r>
+    </w:p>
+    <w:p>
+      <w:pPr>
+        <w:pStyle w:val="Normal"/>
+        <w:bidi w:val="0"/>
+        <w:jc w:val="start"/>
+        <w:rPr/>
+      </w:pPr>
+      <w:r>
+        <w:rPr/>
+        <w:t>Since 17 has no parent_id and the queue is empty. So we stop here.</w:t>
+      </w:r>
+    </w:p>
+    <w:p>
+      <w:pPr>
+        <w:pStyle w:val="Normal"/>
+        <w:bidi w:val="0"/>
+        <w:jc w:val="start"/>
+        <w:rPr/>
+      </w:pPr>
+      <w:r>
+        <w:rPr/>
+      </w:r>
+    </w:p>
+    <w:p>
+      <w:pPr>
+        <w:pStyle w:val="Normal"/>
+        <w:bidi w:val="0"/>
+        <w:jc w:val="start"/>
+        <w:rPr/>
+      </w:pPr>
+      <w:r>
+        <w:rPr/>
+      </w:r>
+    </w:p>
+    <w:p>
+      <w:pPr>
+        <w:pStyle w:val="Normal"/>
+        <w:bidi w:val="0"/>
+        <w:jc w:val="start"/>
+        <w:rPr/>
+      </w:pPr>
+      <w:r>
+        <w:rPr/>
+      </w:r>
+    </w:p>
+    <w:p>
+      <w:pPr>
+        <w:pStyle w:val="Normal"/>
+        <w:bidi w:val="0"/>
+        <w:jc w:val="start"/>
+        <w:rPr/>
+      </w:pPr>
+      <w:r>
+        <w:rPr/>
+      </w:r>
+    </w:p>
+    <w:p>
+      <w:pPr>
+        <w:pStyle w:val="Normal"/>
+        <w:bidi w:val="0"/>
+        <w:jc w:val="center"/>
+        <w:rPr/>
+      </w:pPr>
+      <w:r>
+        <w:rPr/>
+        <w:t>The Traversal Algorithm</w:t>
+      </w:r>
+    </w:p>
+    <w:p>
+      <w:pPr>
+        <w:pStyle w:val="Normal"/>
+        <w:bidi w:val="0"/>
+        <w:jc w:val="start"/>
+        <w:rPr/>
+      </w:pPr>
+      <w:r>
+        <w:rPr/>
+        <w:t>The following are the variables:</w:t>
+      </w:r>
+    </w:p>
+    <w:p>
+      <w:pPr>
+        <w:pStyle w:val="Normal"/>
+        <w:bidi w:val="0"/>
+        <w:jc w:val="start"/>
+        <w:rPr/>
+      </w:pPr>
+      <w:r>
+        <w:rPr/>
+        <w:t>Queue -&gt; A queue that stores the comment_ids of all comments traversed.</w:t>
+      </w:r>
+    </w:p>
+    <w:p>
+      <w:pPr>
+        <w:pStyle w:val="Normal"/>
+        <w:bidi w:val="0"/>
+        <w:jc w:val="start"/>
+        <w:rPr/>
+      </w:pPr>
+      <w:r>
+        <w:rPr/>
+        <w:t>K -&gt; It stores the current key value of the K – V pair.</w:t>
+      </w:r>
+    </w:p>
+    <w:p>
+      <w:pPr>
+        <w:pStyle w:val="Normal"/>
+        <w:bidi w:val="0"/>
+        <w:jc w:val="start"/>
+        <w:rPr/>
+      </w:pPr>
+      <w:r>
+        <w:rPr/>
+        <w:t>KEYS_LIST -&gt; It stores the list of all keys present in the comments_map. Each key is stored with a boolean value as an object. The boolean value is used to mark a visit. “true” indicates visited.</w:t>
+      </w:r>
+    </w:p>
+    <w:p>
+      <w:pPr>
+        <w:pStyle w:val="Normal"/>
+        <w:bidi w:val="0"/>
+        <w:jc w:val="start"/>
+        <w:rPr>
+          <w:u w:val="double"/>
+        </w:rPr>
+      </w:pPr>
+      <w:r>
+        <w:rPr>
+          <w:u w:val="double"/>
+        </w:rPr>
+      </w:r>
+    </w:p>
+    <w:p>
+      <w:pPr>
+        <w:pStyle w:val="Normal"/>
+        <w:bidi w:val="0"/>
+        <w:jc w:val="start"/>
+        <w:rPr>
+          <w:u w:val="none"/>
+        </w:rPr>
+      </w:pPr>
+      <w:r>
+        <w:rPr>
+          <w:u w:val="none"/>
+        </w:rPr>
+        <w:t>Create the KEYS_LIST by creating an object for each comment_id that is of the form {comment_id, false}.</w:t>
+      </w:r>
+    </w:p>
+    <w:p>
+      <w:pPr>
+        <w:pStyle w:val="Normal"/>
+        <w:bidi w:val="0"/>
+        <w:jc w:val="start"/>
+        <w:rPr>
+          <w:u w:val="none"/>
+        </w:rPr>
+      </w:pPr>
+      <w:r>
+        <w:rPr>
+          <w:u w:val="none"/>
+        </w:rPr>
+      </w:r>
+    </w:p>
+    <w:p>
+      <w:pPr>
+        <w:pStyle w:val="Normal"/>
+        <w:bidi w:val="0"/>
+        <w:jc w:val="start"/>
+        <w:rPr>
+          <w:u w:val="none"/>
+        </w:rPr>
+      </w:pPr>
+      <w:r>
+        <w:rPr>
+          <w:u w:val="none"/>
+        </w:rPr>
+        <w:t>NOTE: We look at the KEYS_LIST in 2 types of situations: If the Queue is empty and if we need to check if a Key has a corresponding array Value assigned to it.</w:t>
+      </w:r>
+    </w:p>
+    <w:p>
+      <w:pPr>
+        <w:pStyle w:val="Normal"/>
+        <w:bidi w:val="0"/>
+        <w:jc w:val="start"/>
+        <w:rPr>
+          <w:u w:val="none"/>
+        </w:rPr>
+      </w:pPr>
+      <w:r>
+        <w:rPr>
+          <w:u w:val="none"/>
+        </w:rPr>
+      </w:r>
+    </w:p>
+    <w:p>
+      <w:pPr>
+        <w:pStyle w:val="Normal"/>
+        <w:bidi w:val="0"/>
+        <w:jc w:val="start"/>
+        <w:rPr>
+          <w:u w:val="none"/>
+        </w:rPr>
+      </w:pPr>
+      <w:r>
+        <w:rPr>
+          <w:u w:val="none"/>
+        </w:rPr>
+        <w:t>We need to start with the first comment, so we assign K -&gt; 1.</w:t>
+      </w:r>
+    </w:p>
+    <w:p>
+      <w:pPr>
+        <w:pStyle w:val="Normal"/>
+        <w:bidi w:val="0"/>
+        <w:jc w:val="start"/>
+        <w:rPr>
+          <w:u w:val="none"/>
+        </w:rPr>
+      </w:pPr>
+      <w:r>
+        <w:rPr>
+          <w:u w:val="none"/>
+        </w:rPr>
+        <w:t>For K -&gt; 1,  Do the following:</w:t>
+      </w:r>
+    </w:p>
+    <w:p>
+      <w:pPr>
+        <w:pStyle w:val="Normal"/>
+        <w:bidi w:val="0"/>
+        <w:jc w:val="start"/>
+        <w:rPr>
+          <w:u w:val="none"/>
+        </w:rPr>
+      </w:pPr>
+      <w:r>
+        <w:rPr>
+          <w:u w:val="none"/>
+        </w:rPr>
+        <w:t xml:space="preserve">* Traverse its Array of comments. </w:t>
+      </w:r>
+      <w:bookmarkStart w:id="65" w:name="__DdeLink__308_3987457803"/>
+      <w:bookmarkStart w:id="66" w:name="__DdeLink__305_3987457803"/>
+      <w:r>
+        <w:rPr>
+          <w:u w:val="none"/>
+        </w:rPr>
+        <w:t>Check the length of the array. If it is 1, check the parent_id of comment with comment_id</w:t>
+      </w:r>
+      <w:bookmarkEnd w:id="66"/>
+      <w:r>
+        <w:rPr>
+          <w:u w:val="none"/>
+        </w:rPr>
+        <w:t xml:space="preserve"> 1. If it is null. STOP.  If not, continue.</w:t>
+      </w:r>
       <w:bookmarkEnd w:id="65"/>
     </w:p>
     <w:p>
@@ -1942,413 +2330,24 @@
         <w:pStyle w:val="Normal"/>
         <w:bidi w:val="0"/>
         <w:jc w:val="start"/>
-        <w:rPr/>
-      </w:pPr>
-      <w:r>
-        <w:rPr/>
-        <w:t>Q -&gt; [14}</w:t>
-      </w:r>
-    </w:p>
-    <w:p>
-      <w:pPr>
-        <w:pStyle w:val="Normal"/>
-        <w:bidi w:val="0"/>
-        <w:jc w:val="start"/>
-        <w:rPr/>
-      </w:pPr>
-      <w:r>
-        <w:rPr/>
-        <w:t>K -&gt; 14</w:t>
-      </w:r>
-    </w:p>
-    <w:p>
-      <w:pPr>
-        <w:pStyle w:val="Normal"/>
-        <w:bidi w:val="0"/>
-        <w:jc w:val="start"/>
-        <w:rPr/>
-      </w:pPr>
-      <w:r>
-        <w:rPr/>
-        <w:t>14 -&gt; NULL</w:t>
-      </w:r>
-    </w:p>
-    <w:p>
-      <w:pPr>
-        <w:pStyle w:val="Normal"/>
-        <w:bidi w:val="0"/>
-        <w:jc w:val="start"/>
-        <w:rPr/>
-      </w:pPr>
-      <w:r>
-        <w:rPr/>
-        <w:t>So 14 is dequeued. The KEYS_LIST remains unchanged.</w:t>
-      </w:r>
-    </w:p>
-    <w:p>
-      <w:pPr>
-        <w:pStyle w:val="Normal"/>
-        <w:bidi w:val="0"/>
-        <w:jc w:val="start"/>
-        <w:rPr/>
-      </w:pPr>
-      <w:r>
-        <w:rPr/>
-        <w:t>KEYS_LIST -&gt; [{1, true}, {17, false}, {2, true}, {3, true}, {4, true}]</w:t>
-      </w:r>
-    </w:p>
-    <w:p>
-      <w:pPr>
-        <w:pStyle w:val="Normal"/>
-        <w:bidi w:val="0"/>
-        <w:jc w:val="start"/>
-        <w:rPr/>
-      </w:pPr>
-      <w:r>
-        <w:rPr/>
-        <w:t>Q -&gt; []</w:t>
-      </w:r>
-    </w:p>
-    <w:p>
-      <w:pPr>
-        <w:pStyle w:val="Normal"/>
-        <w:bidi w:val="0"/>
-        <w:jc w:val="start"/>
-        <w:rPr/>
-      </w:pPr>
-      <w:r>
-        <w:rPr/>
-        <w:t>Check the KEYS_LIST for any other keys that were not present in the Queue</w:t>
-      </w:r>
-    </w:p>
-    <w:p>
-      <w:pPr>
-        <w:pStyle w:val="Normal"/>
-        <w:bidi w:val="0"/>
-        <w:jc w:val="start"/>
-        <w:rPr/>
-      </w:pPr>
-      <w:r>
-        <w:rPr/>
-        <w:t xml:space="preserve">17 is found. </w:t>
-      </w:r>
-    </w:p>
-    <w:p>
-      <w:pPr>
-        <w:pStyle w:val="Normal"/>
-        <w:bidi w:val="0"/>
-        <w:jc w:val="start"/>
-        <w:rPr/>
-      </w:pPr>
-      <w:r>
-        <w:rPr/>
-        <w:t>Go to 17</w:t>
-      </w:r>
-    </w:p>
-    <w:p>
-      <w:pPr>
-        <w:pStyle w:val="Normal"/>
-        <w:bidi w:val="0"/>
-        <w:jc w:val="start"/>
-        <w:rPr/>
-      </w:pPr>
-      <w:r>
-        <w:rPr/>
-        <w:t>K -&gt; 17</w:t>
-      </w:r>
-    </w:p>
-    <w:p>
-      <w:pPr>
-        <w:pStyle w:val="Normal"/>
-        <w:bidi w:val="0"/>
-        <w:jc w:val="start"/>
-        <w:rPr/>
-      </w:pPr>
-      <w:r>
-        <w:rPr/>
-        <w:t>17 -&gt; [{17, NULL}]</w:t>
-      </w:r>
-    </w:p>
-    <w:p>
-      <w:pPr>
-        <w:pStyle w:val="Normal"/>
-        <w:bidi w:val="0"/>
-        <w:jc w:val="start"/>
-        <w:rPr/>
-      </w:pPr>
-      <w:r>
-        <w:rPr/>
-        <w:t>Since 17 has no parent_id and the queue is empty. So we stop here.</w:t>
-      </w:r>
-    </w:p>
-    <w:p>
-      <w:pPr>
-        <w:pStyle w:val="Normal"/>
-        <w:bidi w:val="0"/>
-        <w:jc w:val="start"/>
-        <w:rPr/>
-      </w:pPr>
-      <w:r>
-        <w:rPr/>
-      </w:r>
-    </w:p>
-    <w:p>
-      <w:pPr>
-        <w:pStyle w:val="Normal"/>
-        <w:bidi w:val="0"/>
-        <w:jc w:val="start"/>
-        <w:rPr/>
-      </w:pPr>
-      <w:r>
-        <w:rPr/>
-      </w:r>
-    </w:p>
-    <w:p>
-      <w:pPr>
-        <w:pStyle w:val="Normal"/>
-        <w:bidi w:val="0"/>
-        <w:jc w:val="start"/>
-        <w:rPr/>
-      </w:pPr>
-      <w:r>
-        <w:rPr/>
-      </w:r>
-    </w:p>
-    <w:p>
-      <w:pPr>
-        <w:pStyle w:val="Normal"/>
-        <w:bidi w:val="0"/>
-        <w:jc w:val="start"/>
-        <w:rPr/>
-      </w:pPr>
-      <w:r>
-        <w:rPr/>
-      </w:r>
-    </w:p>
-    <w:p>
-      <w:pPr>
-        <w:pStyle w:val="Normal"/>
-        <w:bidi w:val="0"/>
-        <w:jc w:val="center"/>
-        <w:rPr/>
-      </w:pPr>
-      <w:r>
-        <w:rPr/>
-        <w:t>The Traversal Algorithm</w:t>
-      </w:r>
-    </w:p>
-    <w:p>
-      <w:pPr>
-        <w:pStyle w:val="Normal"/>
-        <w:bidi w:val="0"/>
-        <w:jc w:val="start"/>
-        <w:rPr/>
-      </w:pPr>
-      <w:r>
-        <w:rPr/>
-        <w:t>The following are the variables:</w:t>
-      </w:r>
-    </w:p>
-    <w:p>
-      <w:pPr>
-        <w:pStyle w:val="Normal"/>
-        <w:bidi w:val="0"/>
-        <w:jc w:val="start"/>
-        <w:rPr/>
-      </w:pPr>
-      <w:r>
-        <w:rPr/>
-        <w:t>Queue -&gt; A queue that stores the comment_ids of all comments traversed.</w:t>
-      </w:r>
-    </w:p>
-    <w:p>
-      <w:pPr>
-        <w:pStyle w:val="Normal"/>
-        <w:bidi w:val="0"/>
-        <w:jc w:val="start"/>
-        <w:rPr/>
-      </w:pPr>
-      <w:r>
-        <w:rPr/>
-        <w:t>K -&gt; It stores the current key value of the K – V pair.</w:t>
-      </w:r>
-    </w:p>
-    <w:p>
-      <w:pPr>
-        <w:pStyle w:val="Normal"/>
-        <w:bidi w:val="0"/>
-        <w:jc w:val="start"/>
-        <w:rPr/>
-      </w:pPr>
-      <w:r>
-        <w:rPr/>
-        <w:t>KEYS_LIST -&gt; It stores the list of all keys present in the comments_map. Each key is stored with a boolean value as an object. The boolean value is used to mark a visit. “true” indicates visited.</w:t>
-      </w:r>
-    </w:p>
-    <w:p>
-      <w:pPr>
-        <w:pStyle w:val="Normal"/>
-        <w:bidi w:val="0"/>
-        <w:jc w:val="start"/>
-        <w:rPr>
-          <w:u w:val="double"/>
-        </w:rPr>
-      </w:pPr>
-      <w:r>
-        <w:rPr>
-          <w:u w:val="double"/>
-        </w:rPr>
-      </w:r>
-    </w:p>
-    <w:p>
-      <w:pPr>
-        <w:pStyle w:val="Normal"/>
-        <w:bidi w:val="0"/>
-        <w:jc w:val="start"/>
-        <w:rPr>
-          <w:u w:val="none"/>
-        </w:rPr>
-      </w:pPr>
-      <w:r>
-        <w:rPr>
-          <w:u w:val="none"/>
-        </w:rPr>
-        <w:t>Create the KEYS_LIST by creating an object for each comment_id that is of the form {comment_id, false}.</w:t>
-      </w:r>
-    </w:p>
-    <w:p>
-      <w:pPr>
-        <w:pStyle w:val="Normal"/>
-        <w:bidi w:val="0"/>
-        <w:jc w:val="start"/>
-        <w:rPr>
-          <w:u w:val="none"/>
-        </w:rPr>
-      </w:pPr>
-      <w:r>
-        <w:rPr>
-          <w:u w:val="none"/>
-        </w:rPr>
-      </w:r>
-    </w:p>
-    <w:p>
-      <w:pPr>
-        <w:pStyle w:val="Normal"/>
-        <w:bidi w:val="0"/>
-        <w:jc w:val="start"/>
-        <w:rPr>
-          <w:u w:val="none"/>
-        </w:rPr>
-      </w:pPr>
-      <w:r>
-        <w:rPr>
-          <w:u w:val="none"/>
-        </w:rPr>
-        <w:t>NOTE: We look at the KEYS_LIST in 2 types of situations: If the Queue is empty and if we need to check if a Key has a corresponding array Value assigned to it.</w:t>
-      </w:r>
-    </w:p>
-    <w:p>
-      <w:pPr>
-        <w:pStyle w:val="Normal"/>
-        <w:bidi w:val="0"/>
-        <w:jc w:val="start"/>
-        <w:rPr>
-          <w:u w:val="none"/>
-        </w:rPr>
-      </w:pPr>
-      <w:r>
-        <w:rPr>
-          <w:u w:val="none"/>
-        </w:rPr>
-      </w:r>
-    </w:p>
-    <w:p>
-      <w:pPr>
-        <w:pStyle w:val="Normal"/>
-        <w:bidi w:val="0"/>
-        <w:jc w:val="start"/>
-        <w:rPr>
-          <w:u w:val="none"/>
-        </w:rPr>
-      </w:pPr>
-      <w:r>
-        <w:rPr>
-          <w:u w:val="none"/>
-        </w:rPr>
-        <w:t>We need to start with the first comment, so we assign K -&gt; 1.</w:t>
-      </w:r>
-    </w:p>
-    <w:p>
-      <w:pPr>
-        <w:pStyle w:val="Normal"/>
-        <w:bidi w:val="0"/>
-        <w:jc w:val="start"/>
-        <w:rPr>
-          <w:u w:val="none"/>
-        </w:rPr>
-      </w:pPr>
-      <w:r>
-        <w:rPr>
-          <w:u w:val="none"/>
-        </w:rPr>
-        <w:t>For K -&gt; 1,  Do the following:</w:t>
-      </w:r>
-    </w:p>
-    <w:p>
-      <w:pPr>
-        <w:pStyle w:val="Normal"/>
-        <w:bidi w:val="0"/>
-        <w:jc w:val="start"/>
-        <w:rPr>
-          <w:u w:val="none"/>
-        </w:rPr>
-      </w:pPr>
-      <w:r>
-        <w:rPr>
-          <w:u w:val="none"/>
-        </w:rPr>
-        <w:t xml:space="preserve">* Traverse its Array of comments. </w:t>
-      </w:r>
-      <w:bookmarkStart w:id="66" w:name="__DdeLink__308_3987457803"/>
-      <w:bookmarkStart w:id="67" w:name="__DdeLink__305_3987457803"/>
-      <w:r>
-        <w:rPr>
-          <w:u w:val="none"/>
-        </w:rPr>
-        <w:t>Check the length of the array. If it is 1, check the parent_id of comment with comment_id</w:t>
+        <w:rPr>
+          <w:u w:val="none"/>
+        </w:rPr>
+      </w:pPr>
+      <w:r>
+        <w:rPr>
+          <w:u w:val="none"/>
+        </w:rPr>
+        <w:t xml:space="preserve">* </w:t>
+      </w:r>
+      <w:bookmarkStart w:id="67" w:name="__DdeLink__311_3987457803"/>
+      <w:r>
+        <w:rPr>
+          <w:u w:val="none"/>
+        </w:rPr>
+        <w:t>For each comment traversed, put its comment_id in the Queue.</w:t>
       </w:r>
       <w:bookmarkEnd w:id="67"/>
-      <w:r>
-        <w:rPr>
-          <w:u w:val="none"/>
-        </w:rPr>
-        <w:t xml:space="preserve"> 1. If it is null. STOP.  If not, continue.</w:t>
-      </w:r>
-      <w:bookmarkEnd w:id="66"/>
-    </w:p>
-    <w:p>
-      <w:pPr>
-        <w:pStyle w:val="Normal"/>
-        <w:bidi w:val="0"/>
-        <w:jc w:val="start"/>
-        <w:rPr>
-          <w:u w:val="none"/>
-        </w:rPr>
-      </w:pPr>
-      <w:r>
-        <w:rPr>
-          <w:u w:val="none"/>
-        </w:rPr>
-        <w:t xml:space="preserve">* </w:t>
-      </w:r>
-      <w:bookmarkStart w:id="68" w:name="__DdeLink__311_3987457803"/>
-      <w:r>
-        <w:rPr>
-          <w:u w:val="none"/>
-        </w:rPr>
-        <w:t>For each comment traversed, put its comment_id in the Queue.</w:t>
-      </w:r>
-      <w:bookmarkEnd w:id="68"/>
     </w:p>
     <w:p>
       <w:pPr>
@@ -2490,14 +2489,14 @@
         </w:rPr>
         <w:t xml:space="preserve">Check the length of its array of comments. </w:t>
       </w:r>
-      <w:bookmarkStart w:id="69" w:name="__DdeLink__305_3987457803_Copy_1"/>
+      <w:bookmarkStart w:id="68" w:name="__DdeLink__305_3987457803_Copy_1"/>
       <w:r>
         <w:rPr>
           <w:u w:val="none"/>
         </w:rPr>
         <w:t>Check the length of the array. If it is 1, check the parent_id of comment with comment_id</w:t>
       </w:r>
-      <w:bookmarkEnd w:id="69"/>
+      <w:bookmarkEnd w:id="68"/>
       <w:r>
         <w:rPr>
           <w:u w:val="none"/>
@@ -2759,21 +2758,6 @@
         <w:jc w:val="start"/>
         <w:rPr>
           <w:u w:val="none"/>
-        </w:rPr>
-      </w:pPr>
-      <w:r>
-        <w:rPr>
-          <w:u w:val="none"/>
-        </w:rPr>
-      </w:r>
-    </w:p>
-    <w:p>
-      <w:pPr>
-        <w:pStyle w:val="Normal"/>
-        <w:bidi w:val="0"/>
-        <w:jc w:val="start"/>
-        <w:rPr>
-          <w:u w:val="double"/>
         </w:rPr>
       </w:pPr>
       <w:r>
